--- a/4. RESULTADOS/Descriptivos/tabla_obs_por_anio.docx
+++ b/4. RESULTADOS/Descriptivos/tabla_obs_por_anio.docx
@@ -25,7 +25,7 @@
         <w:ind w:left="60" w:right="60" w:firstLine="0" w:firstLineChars="0"/>
       </w:pPr>
       <w:r>
-        <w:t xml:space="preserve">Observaciones por año, panel de firma</w:t>
+        <w:t xml:space="preserve">Observaciones por año, panel de firma (total y muestra común)</w:t>
       </w:r>
     </w:p>
     <w:tbl xmlns:a="http://schemas.openxmlformats.org/drawingml/2006/main" xmlns:pic="http://schemas.openxmlformats.org/drawingml/2006/picture">
@@ -35,8 +35,9 @@
         <w:tblLook w:firstRow="1" w:lastRow="0" w:firstColumn="0" w:lastColumn="0" w:noHBand="0" w:noVBand="1"/>
       </w:tblPr>
       <w:tblGrid>
-        <w:gridCol w:w="1205"/>
+        <w:gridCol w:w="961"/>
         <w:gridCol w:w="1254"/>
+        <w:gridCol w:w="2954"/>
       </w:tblGrid>
       <w:tr>
         <w:trPr>
@@ -63,7 +64,7 @@
           <w:p>
             <w:pPr>
               <w:pStyle w:val="Normal"/>
-              <w:jc w:val="left"/>
+              <w:jc w:val="right"/>
               <w:pBdr>
                 <w:bottom w:val="none" w:sz="0" w:space="0" w:color="000000"/>
                 <w:top w:val="none" w:sz="0" w:space="0" w:color="000000"/>
@@ -94,7 +95,7 @@
                 <w:szCs w:val="22"/>
                 <w:color w:val="000000"/>
               </w:rPr>
-              <w:t xml:space="preserve">ANIO_F</w:t>
+              <w:t xml:space="preserve">ANIO</w:t>
             </w:r>
           </w:p>
         </w:tc>
@@ -153,6 +154,61 @@
             </w:r>
           </w:p>
         </w:tc>
+        <w:tc>
+          <w:tcPr>
+            <w:tcBorders>
+              <w:bottom w:val="single" w:sz="12" w:space="0" w:color="666666"/>
+              <w:top w:val="single" w:sz="12" w:space="0" w:color="666666"/>
+              <w:left w:val="none" w:sz="0" w:space="0" w:color="000000"/>
+              <w:right w:val="none" w:sz="0" w:space="0" w:color="000000"/>
+            </w:tcBorders>
+            <w:shd w:val="clear" w:color="auto" w:fill="FFFFFF"/>
+            <w:tcMar>
+              <w:top w:w="0" w:type="dxa"/>
+              <w:bottom w:w="0" w:type="dxa"/>
+              <w:left w:w="0" w:type="dxa"/>
+              <w:right w:w="0" w:type="dxa"/>
+            </w:tcMar>
+            <w:vAlign w:val="center"/>
+          </w:tcPr>
+          <w:p>
+            <w:pPr>
+              <w:pStyle w:val="Normal"/>
+              <w:jc w:val="right"/>
+              <w:pBdr>
+                <w:bottom w:val="none" w:sz="0" w:space="0" w:color="000000"/>
+                <w:top w:val="none" w:sz="0" w:space="0" w:color="000000"/>
+                <w:left w:val="none" w:sz="0" w:space="0" w:color="000000"/>
+                <w:right w:val="none" w:sz="0" w:space="0" w:color="000000"/>
+              </w:pBdr>
+              <w:spacing w:after="100" w:before="100" w:line="240"/>
+              <w:ind w:left="100" w:right="100" w:firstLine="0" w:firstLineChars="0"/>
+              <w:rPr>
+                <w:rFonts w:ascii="Arial" w:hAnsi="Arial" w:eastAsia="Arial" w:cs="Arial"/>
+                <w:i w:val="false"/>
+                <w:b w:val="false"/>
+                <w:u w:val="none"/>
+                <w:strike w:val="false"/>
+                <w:sz w:val="22"/>
+                <w:szCs w:val="22"/>
+                <w:color w:val="000000"/>
+              </w:rPr>
+            </w:pPr>
+            <w:r>
+              <w:rPr>
+                <w:rFonts w:ascii="Arial" w:hAnsi="Arial" w:eastAsia="Arial" w:cs="Arial"/>
+                <w:i w:val="false"/>
+                <w:b w:val="false"/>
+                <w:u w:val="none"/>
+                <w:strike w:val="false"/>
+                <w:sz w:val="22"/>
+                <w:szCs w:val="22"/>
+                <w:color w:val="000000"/>
+              </w:rPr>
+              <w:t xml:space="preserve">n_firmas_muestra_comun</w:t>
+            </w:r>
+          </w:p>
+        </w:tc>
       </w:tr>
       <w:tr>
         <w:trPr>
@@ -178,7 +234,7 @@
           <w:p>
             <w:pPr>
               <w:pStyle w:val="Normal"/>
-              <w:jc w:val="left"/>
+              <w:jc w:val="right"/>
               <w:pBdr>
                 <w:bottom w:val="none" w:sz="0" w:space="0" w:color="000000"/>
                 <w:top w:val="none" w:sz="0" w:space="0" w:color="000000"/>
@@ -209,7 +265,7 @@
                 <w:szCs w:val="22"/>
                 <w:color w:val="000000"/>
               </w:rPr>
-              <w:t xml:space="preserve">2015</w:t>
+              <w:t xml:space="preserve">2,015</w:t>
             </w:r>
           </w:p>
         </w:tc>
@@ -268,6 +324,61 @@
             </w:r>
           </w:p>
         </w:tc>
+        <w:tc>
+          <w:tcPr>
+            <w:tcBorders>
+              <w:bottom w:val="none" w:sz="0" w:space="0" w:color="000000"/>
+              <w:top w:val="single" w:sz="12" w:space="0" w:color="666666"/>
+              <w:left w:val="none" w:sz="0" w:space="0" w:color="000000"/>
+              <w:right w:val="none" w:sz="0" w:space="0" w:color="000000"/>
+            </w:tcBorders>
+            <w:shd w:val="clear" w:color="auto" w:fill="FFFFFF"/>
+            <w:tcMar>
+              <w:top w:w="0" w:type="dxa"/>
+              <w:bottom w:w="0" w:type="dxa"/>
+              <w:left w:w="0" w:type="dxa"/>
+              <w:right w:w="0" w:type="dxa"/>
+            </w:tcMar>
+            <w:vAlign w:val="center"/>
+          </w:tcPr>
+          <w:p>
+            <w:pPr>
+              <w:pStyle w:val="Normal"/>
+              <w:jc w:val="right"/>
+              <w:pBdr>
+                <w:bottom w:val="none" w:sz="0" w:space="0" w:color="000000"/>
+                <w:top w:val="none" w:sz="0" w:space="0" w:color="000000"/>
+                <w:left w:val="none" w:sz="0" w:space="0" w:color="000000"/>
+                <w:right w:val="none" w:sz="0" w:space="0" w:color="000000"/>
+              </w:pBdr>
+              <w:spacing w:after="100" w:before="100" w:line="240"/>
+              <w:ind w:left="100" w:right="100" w:firstLine="0" w:firstLineChars="0"/>
+              <w:rPr>
+                <w:rFonts w:ascii="Arial" w:hAnsi="Arial" w:eastAsia="Arial" w:cs="Arial"/>
+                <w:i w:val="false"/>
+                <w:b w:val="false"/>
+                <w:u w:val="none"/>
+                <w:strike w:val="false"/>
+                <w:sz w:val="22"/>
+                <w:szCs w:val="22"/>
+                <w:color w:val="000000"/>
+              </w:rPr>
+            </w:pPr>
+            <w:r>
+              <w:rPr>
+                <w:rFonts w:ascii="Arial" w:hAnsi="Arial" w:eastAsia="Arial" w:cs="Arial"/>
+                <w:i w:val="false"/>
+                <w:b w:val="false"/>
+                <w:u w:val="none"/>
+                <w:strike w:val="false"/>
+                <w:sz w:val="22"/>
+                <w:szCs w:val="22"/>
+                <w:color w:val="000000"/>
+              </w:rPr>
+              <w:t xml:space="preserve">4,806</w:t>
+            </w:r>
+          </w:p>
+        </w:tc>
       </w:tr>
       <w:tr>
         <w:trPr>
@@ -293,7 +404,7 @@
           <w:p>
             <w:pPr>
               <w:pStyle w:val="Normal"/>
-              <w:jc w:val="left"/>
+              <w:jc w:val="right"/>
               <w:pBdr>
                 <w:bottom w:val="none" w:sz="0" w:space="0" w:color="000000"/>
                 <w:top w:val="none" w:sz="0" w:space="0" w:color="000000"/>
@@ -324,7 +435,7 @@
                 <w:szCs w:val="22"/>
                 <w:color w:val="000000"/>
               </w:rPr>
-              <w:t xml:space="preserve">2016</w:t>
+              <w:t xml:space="preserve">2,016</w:t>
             </w:r>
           </w:p>
         </w:tc>
@@ -383,6 +494,61 @@
             </w:r>
           </w:p>
         </w:tc>
+        <w:tc>
+          <w:tcPr>
+            <w:tcBorders>
+              <w:bottom w:val="none" w:sz="0" w:space="0" w:color="000000"/>
+              <w:top w:val="none" w:sz="0" w:space="0" w:color="000000"/>
+              <w:left w:val="none" w:sz="0" w:space="0" w:color="000000"/>
+              <w:right w:val="none" w:sz="0" w:space="0" w:color="000000"/>
+            </w:tcBorders>
+            <w:shd w:val="clear" w:color="auto" w:fill="FFFFFF"/>
+            <w:tcMar>
+              <w:top w:w="0" w:type="dxa"/>
+              <w:bottom w:w="0" w:type="dxa"/>
+              <w:left w:w="0" w:type="dxa"/>
+              <w:right w:w="0" w:type="dxa"/>
+            </w:tcMar>
+            <w:vAlign w:val="center"/>
+          </w:tcPr>
+          <w:p>
+            <w:pPr>
+              <w:pStyle w:val="Normal"/>
+              <w:jc w:val="right"/>
+              <w:pBdr>
+                <w:bottom w:val="none" w:sz="0" w:space="0" w:color="000000"/>
+                <w:top w:val="none" w:sz="0" w:space="0" w:color="000000"/>
+                <w:left w:val="none" w:sz="0" w:space="0" w:color="000000"/>
+                <w:right w:val="none" w:sz="0" w:space="0" w:color="000000"/>
+              </w:pBdr>
+              <w:spacing w:after="100" w:before="100" w:line="240"/>
+              <w:ind w:left="100" w:right="100" w:firstLine="0" w:firstLineChars="0"/>
+              <w:rPr>
+                <w:rFonts w:ascii="Arial" w:hAnsi="Arial" w:eastAsia="Arial" w:cs="Arial"/>
+                <w:i w:val="false"/>
+                <w:b w:val="false"/>
+                <w:u w:val="none"/>
+                <w:strike w:val="false"/>
+                <w:sz w:val="22"/>
+                <w:szCs w:val="22"/>
+                <w:color w:val="000000"/>
+              </w:rPr>
+            </w:pPr>
+            <w:r>
+              <w:rPr>
+                <w:rFonts w:ascii="Arial" w:hAnsi="Arial" w:eastAsia="Arial" w:cs="Arial"/>
+                <w:i w:val="false"/>
+                <w:b w:val="false"/>
+                <w:u w:val="none"/>
+                <w:strike w:val="false"/>
+                <w:sz w:val="22"/>
+                <w:szCs w:val="22"/>
+                <w:color w:val="000000"/>
+              </w:rPr>
+              <w:t xml:space="preserve">4,917</w:t>
+            </w:r>
+          </w:p>
+        </w:tc>
       </w:tr>
       <w:tr>
         <w:trPr>
@@ -408,7 +574,7 @@
           <w:p>
             <w:pPr>
               <w:pStyle w:val="Normal"/>
-              <w:jc w:val="left"/>
+              <w:jc w:val="right"/>
               <w:pBdr>
                 <w:bottom w:val="none" w:sz="0" w:space="0" w:color="000000"/>
                 <w:top w:val="none" w:sz="0" w:space="0" w:color="000000"/>
@@ -439,7 +605,7 @@
                 <w:szCs w:val="22"/>
                 <w:color w:val="000000"/>
               </w:rPr>
-              <w:t xml:space="preserve">2017</w:t>
+              <w:t xml:space="preserve">2,017</w:t>
             </w:r>
           </w:p>
         </w:tc>
@@ -498,6 +664,61 @@
             </w:r>
           </w:p>
         </w:tc>
+        <w:tc>
+          <w:tcPr>
+            <w:tcBorders>
+              <w:bottom w:val="none" w:sz="0" w:space="0" w:color="000000"/>
+              <w:top w:val="none" w:sz="0" w:space="0" w:color="000000"/>
+              <w:left w:val="none" w:sz="0" w:space="0" w:color="000000"/>
+              <w:right w:val="none" w:sz="0" w:space="0" w:color="000000"/>
+            </w:tcBorders>
+            <w:shd w:val="clear" w:color="auto" w:fill="FFFFFF"/>
+            <w:tcMar>
+              <w:top w:w="0" w:type="dxa"/>
+              <w:bottom w:w="0" w:type="dxa"/>
+              <w:left w:w="0" w:type="dxa"/>
+              <w:right w:w="0" w:type="dxa"/>
+            </w:tcMar>
+            <w:vAlign w:val="center"/>
+          </w:tcPr>
+          <w:p>
+            <w:pPr>
+              <w:pStyle w:val="Normal"/>
+              <w:jc w:val="right"/>
+              <w:pBdr>
+                <w:bottom w:val="none" w:sz="0" w:space="0" w:color="000000"/>
+                <w:top w:val="none" w:sz="0" w:space="0" w:color="000000"/>
+                <w:left w:val="none" w:sz="0" w:space="0" w:color="000000"/>
+                <w:right w:val="none" w:sz="0" w:space="0" w:color="000000"/>
+              </w:pBdr>
+              <w:spacing w:after="100" w:before="100" w:line="240"/>
+              <w:ind w:left="100" w:right="100" w:firstLine="0" w:firstLineChars="0"/>
+              <w:rPr>
+                <w:rFonts w:ascii="Arial" w:hAnsi="Arial" w:eastAsia="Arial" w:cs="Arial"/>
+                <w:i w:val="false"/>
+                <w:b w:val="false"/>
+                <w:u w:val="none"/>
+                <w:strike w:val="false"/>
+                <w:sz w:val="22"/>
+                <w:szCs w:val="22"/>
+                <w:color w:val="000000"/>
+              </w:rPr>
+            </w:pPr>
+            <w:r>
+              <w:rPr>
+                <w:rFonts w:ascii="Arial" w:hAnsi="Arial" w:eastAsia="Arial" w:cs="Arial"/>
+                <w:i w:val="false"/>
+                <w:b w:val="false"/>
+                <w:u w:val="none"/>
+                <w:strike w:val="false"/>
+                <w:sz w:val="22"/>
+                <w:szCs w:val="22"/>
+                <w:color w:val="000000"/>
+              </w:rPr>
+              <w:t xml:space="preserve">4,968</w:t>
+            </w:r>
+          </w:p>
+        </w:tc>
       </w:tr>
       <w:tr>
         <w:trPr>
@@ -523,7 +744,7 @@
           <w:p>
             <w:pPr>
               <w:pStyle w:val="Normal"/>
-              <w:jc w:val="left"/>
+              <w:jc w:val="right"/>
               <w:pBdr>
                 <w:bottom w:val="none" w:sz="0" w:space="0" w:color="000000"/>
                 <w:top w:val="none" w:sz="0" w:space="0" w:color="000000"/>
@@ -554,7 +775,7 @@
                 <w:szCs w:val="22"/>
                 <w:color w:val="000000"/>
               </w:rPr>
-              <w:t xml:space="preserve">2018</w:t>
+              <w:t xml:space="preserve">2,018</w:t>
             </w:r>
           </w:p>
         </w:tc>
@@ -613,6 +834,61 @@
             </w:r>
           </w:p>
         </w:tc>
+        <w:tc>
+          <w:tcPr>
+            <w:tcBorders>
+              <w:bottom w:val="none" w:sz="0" w:space="0" w:color="000000"/>
+              <w:top w:val="none" w:sz="0" w:space="0" w:color="000000"/>
+              <w:left w:val="none" w:sz="0" w:space="0" w:color="000000"/>
+              <w:right w:val="none" w:sz="0" w:space="0" w:color="000000"/>
+            </w:tcBorders>
+            <w:shd w:val="clear" w:color="auto" w:fill="FFFFFF"/>
+            <w:tcMar>
+              <w:top w:w="0" w:type="dxa"/>
+              <w:bottom w:w="0" w:type="dxa"/>
+              <w:left w:w="0" w:type="dxa"/>
+              <w:right w:w="0" w:type="dxa"/>
+            </w:tcMar>
+            <w:vAlign w:val="center"/>
+          </w:tcPr>
+          <w:p>
+            <w:pPr>
+              <w:pStyle w:val="Normal"/>
+              <w:jc w:val="right"/>
+              <w:pBdr>
+                <w:bottom w:val="none" w:sz="0" w:space="0" w:color="000000"/>
+                <w:top w:val="none" w:sz="0" w:space="0" w:color="000000"/>
+                <w:left w:val="none" w:sz="0" w:space="0" w:color="000000"/>
+                <w:right w:val="none" w:sz="0" w:space="0" w:color="000000"/>
+              </w:pBdr>
+              <w:spacing w:after="100" w:before="100" w:line="240"/>
+              <w:ind w:left="100" w:right="100" w:firstLine="0" w:firstLineChars="0"/>
+              <w:rPr>
+                <w:rFonts w:ascii="Arial" w:hAnsi="Arial" w:eastAsia="Arial" w:cs="Arial"/>
+                <w:i w:val="false"/>
+                <w:b w:val="false"/>
+                <w:u w:val="none"/>
+                <w:strike w:val="false"/>
+                <w:sz w:val="22"/>
+                <w:szCs w:val="22"/>
+                <w:color w:val="000000"/>
+              </w:rPr>
+            </w:pPr>
+            <w:r>
+              <w:rPr>
+                <w:rFonts w:ascii="Arial" w:hAnsi="Arial" w:eastAsia="Arial" w:cs="Arial"/>
+                <w:i w:val="false"/>
+                <w:b w:val="false"/>
+                <w:u w:val="none"/>
+                <w:strike w:val="false"/>
+                <w:sz w:val="22"/>
+                <w:szCs w:val="22"/>
+                <w:color w:val="000000"/>
+              </w:rPr>
+              <w:t xml:space="preserve">5,010</w:t>
+            </w:r>
+          </w:p>
+        </w:tc>
       </w:tr>
       <w:tr>
         <w:trPr>
@@ -638,7 +914,7 @@
           <w:p>
             <w:pPr>
               <w:pStyle w:val="Normal"/>
-              <w:jc w:val="left"/>
+              <w:jc w:val="right"/>
               <w:pBdr>
                 <w:bottom w:val="none" w:sz="0" w:space="0" w:color="000000"/>
                 <w:top w:val="none" w:sz="0" w:space="0" w:color="000000"/>
@@ -669,7 +945,7 @@
                 <w:szCs w:val="22"/>
                 <w:color w:val="000000"/>
               </w:rPr>
-              <w:t xml:space="preserve">2019</w:t>
+              <w:t xml:space="preserve">2,019</w:t>
             </w:r>
           </w:p>
         </w:tc>
@@ -728,6 +1004,61 @@
             </w:r>
           </w:p>
         </w:tc>
+        <w:tc>
+          <w:tcPr>
+            <w:tcBorders>
+              <w:bottom w:val="none" w:sz="0" w:space="0" w:color="000000"/>
+              <w:top w:val="none" w:sz="0" w:space="0" w:color="000000"/>
+              <w:left w:val="none" w:sz="0" w:space="0" w:color="000000"/>
+              <w:right w:val="none" w:sz="0" w:space="0" w:color="000000"/>
+            </w:tcBorders>
+            <w:shd w:val="clear" w:color="auto" w:fill="FFFFFF"/>
+            <w:tcMar>
+              <w:top w:w="0" w:type="dxa"/>
+              <w:bottom w:w="0" w:type="dxa"/>
+              <w:left w:w="0" w:type="dxa"/>
+              <w:right w:w="0" w:type="dxa"/>
+            </w:tcMar>
+            <w:vAlign w:val="center"/>
+          </w:tcPr>
+          <w:p>
+            <w:pPr>
+              <w:pStyle w:val="Normal"/>
+              <w:jc w:val="right"/>
+              <w:pBdr>
+                <w:bottom w:val="none" w:sz="0" w:space="0" w:color="000000"/>
+                <w:top w:val="none" w:sz="0" w:space="0" w:color="000000"/>
+                <w:left w:val="none" w:sz="0" w:space="0" w:color="000000"/>
+                <w:right w:val="none" w:sz="0" w:space="0" w:color="000000"/>
+              </w:pBdr>
+              <w:spacing w:after="100" w:before="100" w:line="240"/>
+              <w:ind w:left="100" w:right="100" w:firstLine="0" w:firstLineChars="0"/>
+              <w:rPr>
+                <w:rFonts w:ascii="Arial" w:hAnsi="Arial" w:eastAsia="Arial" w:cs="Arial"/>
+                <w:i w:val="false"/>
+                <w:b w:val="false"/>
+                <w:u w:val="none"/>
+                <w:strike w:val="false"/>
+                <w:sz w:val="22"/>
+                <w:szCs w:val="22"/>
+                <w:color w:val="000000"/>
+              </w:rPr>
+            </w:pPr>
+            <w:r>
+              <w:rPr>
+                <w:rFonts w:ascii="Arial" w:hAnsi="Arial" w:eastAsia="Arial" w:cs="Arial"/>
+                <w:i w:val="false"/>
+                <w:b w:val="false"/>
+                <w:u w:val="none"/>
+                <w:strike w:val="false"/>
+                <w:sz w:val="22"/>
+                <w:szCs w:val="22"/>
+                <w:color w:val="000000"/>
+              </w:rPr>
+              <w:t xml:space="preserve">5,010</w:t>
+            </w:r>
+          </w:p>
+        </w:tc>
       </w:tr>
       <w:tr>
         <w:trPr>
@@ -753,7 +1084,7 @@
           <w:p>
             <w:pPr>
               <w:pStyle w:val="Normal"/>
-              <w:jc w:val="left"/>
+              <w:jc w:val="right"/>
               <w:pBdr>
                 <w:bottom w:val="none" w:sz="0" w:space="0" w:color="000000"/>
                 <w:top w:val="none" w:sz="0" w:space="0" w:color="000000"/>
@@ -784,7 +1115,7 @@
                 <w:szCs w:val="22"/>
                 <w:color w:val="000000"/>
               </w:rPr>
-              <w:t xml:space="preserve">2021</w:t>
+              <w:t xml:space="preserve">2,021</w:t>
             </w:r>
           </w:p>
         </w:tc>
@@ -843,6 +1174,61 @@
             </w:r>
           </w:p>
         </w:tc>
+        <w:tc>
+          <w:tcPr>
+            <w:tcBorders>
+              <w:bottom w:val="none" w:sz="0" w:space="0" w:color="000000"/>
+              <w:top w:val="none" w:sz="0" w:space="0" w:color="000000"/>
+              <w:left w:val="none" w:sz="0" w:space="0" w:color="000000"/>
+              <w:right w:val="none" w:sz="0" w:space="0" w:color="000000"/>
+            </w:tcBorders>
+            <w:shd w:val="clear" w:color="auto" w:fill="FFFFFF"/>
+            <w:tcMar>
+              <w:top w:w="0" w:type="dxa"/>
+              <w:bottom w:w="0" w:type="dxa"/>
+              <w:left w:w="0" w:type="dxa"/>
+              <w:right w:w="0" w:type="dxa"/>
+            </w:tcMar>
+            <w:vAlign w:val="center"/>
+          </w:tcPr>
+          <w:p>
+            <w:pPr>
+              <w:pStyle w:val="Normal"/>
+              <w:jc w:val="right"/>
+              <w:pBdr>
+                <w:bottom w:val="none" w:sz="0" w:space="0" w:color="000000"/>
+                <w:top w:val="none" w:sz="0" w:space="0" w:color="000000"/>
+                <w:left w:val="none" w:sz="0" w:space="0" w:color="000000"/>
+                <w:right w:val="none" w:sz="0" w:space="0" w:color="000000"/>
+              </w:pBdr>
+              <w:spacing w:after="100" w:before="100" w:line="240"/>
+              <w:ind w:left="100" w:right="100" w:firstLine="0" w:firstLineChars="0"/>
+              <w:rPr>
+                <w:rFonts w:ascii="Arial" w:hAnsi="Arial" w:eastAsia="Arial" w:cs="Arial"/>
+                <w:i w:val="false"/>
+                <w:b w:val="false"/>
+                <w:u w:val="none"/>
+                <w:strike w:val="false"/>
+                <w:sz w:val="22"/>
+                <w:szCs w:val="22"/>
+                <w:color w:val="000000"/>
+              </w:rPr>
+            </w:pPr>
+            <w:r>
+              <w:rPr>
+                <w:rFonts w:ascii="Arial" w:hAnsi="Arial" w:eastAsia="Arial" w:cs="Arial"/>
+                <w:i w:val="false"/>
+                <w:b w:val="false"/>
+                <w:u w:val="none"/>
+                <w:strike w:val="false"/>
+                <w:sz w:val="22"/>
+                <w:szCs w:val="22"/>
+                <w:color w:val="000000"/>
+              </w:rPr>
+              <w:t xml:space="preserve">5,060</w:t>
+            </w:r>
+          </w:p>
+        </w:tc>
       </w:tr>
       <w:tr>
         <w:trPr>
@@ -868,7 +1254,7 @@
           <w:p>
             <w:pPr>
               <w:pStyle w:val="Normal"/>
-              <w:jc w:val="left"/>
+              <w:jc w:val="right"/>
               <w:pBdr>
                 <w:bottom w:val="none" w:sz="0" w:space="0" w:color="000000"/>
                 <w:top w:val="none" w:sz="0" w:space="0" w:color="000000"/>
@@ -899,7 +1285,7 @@
                 <w:szCs w:val="22"/>
                 <w:color w:val="000000"/>
               </w:rPr>
-              <w:t xml:space="preserve">2022</w:t>
+              <w:t xml:space="preserve">2,022</w:t>
             </w:r>
           </w:p>
         </w:tc>
@@ -958,6 +1344,61 @@
             </w:r>
           </w:p>
         </w:tc>
+        <w:tc>
+          <w:tcPr>
+            <w:tcBorders>
+              <w:bottom w:val="none" w:sz="0" w:space="0" w:color="000000"/>
+              <w:top w:val="none" w:sz="0" w:space="0" w:color="000000"/>
+              <w:left w:val="none" w:sz="0" w:space="0" w:color="000000"/>
+              <w:right w:val="none" w:sz="0" w:space="0" w:color="000000"/>
+            </w:tcBorders>
+            <w:shd w:val="clear" w:color="auto" w:fill="FFFFFF"/>
+            <w:tcMar>
+              <w:top w:w="0" w:type="dxa"/>
+              <w:bottom w:w="0" w:type="dxa"/>
+              <w:left w:w="0" w:type="dxa"/>
+              <w:right w:w="0" w:type="dxa"/>
+            </w:tcMar>
+            <w:vAlign w:val="center"/>
+          </w:tcPr>
+          <w:p>
+            <w:pPr>
+              <w:pStyle w:val="Normal"/>
+              <w:jc w:val="right"/>
+              <w:pBdr>
+                <w:bottom w:val="none" w:sz="0" w:space="0" w:color="000000"/>
+                <w:top w:val="none" w:sz="0" w:space="0" w:color="000000"/>
+                <w:left w:val="none" w:sz="0" w:space="0" w:color="000000"/>
+                <w:right w:val="none" w:sz="0" w:space="0" w:color="000000"/>
+              </w:pBdr>
+              <w:spacing w:after="100" w:before="100" w:line="240"/>
+              <w:ind w:left="100" w:right="100" w:firstLine="0" w:firstLineChars="0"/>
+              <w:rPr>
+                <w:rFonts w:ascii="Arial" w:hAnsi="Arial" w:eastAsia="Arial" w:cs="Arial"/>
+                <w:i w:val="false"/>
+                <w:b w:val="false"/>
+                <w:u w:val="none"/>
+                <w:strike w:val="false"/>
+                <w:sz w:val="22"/>
+                <w:szCs w:val="22"/>
+                <w:color w:val="000000"/>
+              </w:rPr>
+            </w:pPr>
+            <w:r>
+              <w:rPr>
+                <w:rFonts w:ascii="Arial" w:hAnsi="Arial" w:eastAsia="Arial" w:cs="Arial"/>
+                <w:i w:val="false"/>
+                <w:b w:val="false"/>
+                <w:u w:val="none"/>
+                <w:strike w:val="false"/>
+                <w:sz w:val="22"/>
+                <w:szCs w:val="22"/>
+                <w:color w:val="000000"/>
+              </w:rPr>
+              <w:t xml:space="preserve">5,099</w:t>
+            </w:r>
+          </w:p>
+        </w:tc>
       </w:tr>
       <w:tr>
         <w:trPr>
@@ -983,7 +1424,7 @@
           <w:p>
             <w:pPr>
               <w:pStyle w:val="Normal"/>
-              <w:jc w:val="left"/>
+              <w:jc w:val="right"/>
               <w:pBdr>
                 <w:bottom w:val="none" w:sz="0" w:space="0" w:color="000000"/>
                 <w:top w:val="none" w:sz="0" w:space="0" w:color="000000"/>
@@ -1014,7 +1455,7 @@
                 <w:szCs w:val="22"/>
                 <w:color w:val="000000"/>
               </w:rPr>
-              <w:t xml:space="preserve">2023</w:t>
+              <w:t xml:space="preserve">2,023</w:t>
             </w:r>
           </w:p>
         </w:tc>
@@ -1073,6 +1514,61 @@
             </w:r>
           </w:p>
         </w:tc>
+        <w:tc>
+          <w:tcPr>
+            <w:tcBorders>
+              <w:bottom w:val="none" w:sz="0" w:space="0" w:color="000000"/>
+              <w:top w:val="none" w:sz="0" w:space="0" w:color="000000"/>
+              <w:left w:val="none" w:sz="0" w:space="0" w:color="000000"/>
+              <w:right w:val="none" w:sz="0" w:space="0" w:color="000000"/>
+            </w:tcBorders>
+            <w:shd w:val="clear" w:color="auto" w:fill="FFFFFF"/>
+            <w:tcMar>
+              <w:top w:w="0" w:type="dxa"/>
+              <w:bottom w:w="0" w:type="dxa"/>
+              <w:left w:w="0" w:type="dxa"/>
+              <w:right w:w="0" w:type="dxa"/>
+            </w:tcMar>
+            <w:vAlign w:val="center"/>
+          </w:tcPr>
+          <w:p>
+            <w:pPr>
+              <w:pStyle w:val="Normal"/>
+              <w:jc w:val="right"/>
+              <w:pBdr>
+                <w:bottom w:val="none" w:sz="0" w:space="0" w:color="000000"/>
+                <w:top w:val="none" w:sz="0" w:space="0" w:color="000000"/>
+                <w:left w:val="none" w:sz="0" w:space="0" w:color="000000"/>
+                <w:right w:val="none" w:sz="0" w:space="0" w:color="000000"/>
+              </w:pBdr>
+              <w:spacing w:after="100" w:before="100" w:line="240"/>
+              <w:ind w:left="100" w:right="100" w:firstLine="0" w:firstLineChars="0"/>
+              <w:rPr>
+                <w:rFonts w:ascii="Arial" w:hAnsi="Arial" w:eastAsia="Arial" w:cs="Arial"/>
+                <w:i w:val="false"/>
+                <w:b w:val="false"/>
+                <w:u w:val="none"/>
+                <w:strike w:val="false"/>
+                <w:sz w:val="22"/>
+                <w:szCs w:val="22"/>
+                <w:color w:val="000000"/>
+              </w:rPr>
+            </w:pPr>
+            <w:r>
+              <w:rPr>
+                <w:rFonts w:ascii="Arial" w:hAnsi="Arial" w:eastAsia="Arial" w:cs="Arial"/>
+                <w:i w:val="false"/>
+                <w:b w:val="false"/>
+                <w:u w:val="none"/>
+                <w:strike w:val="false"/>
+                <w:sz w:val="22"/>
+                <w:szCs w:val="22"/>
+                <w:color w:val="000000"/>
+              </w:rPr>
+              <w:t xml:space="preserve">4,980</w:t>
+            </w:r>
+          </w:p>
+        </w:tc>
       </w:tr>
       <w:tr>
         <w:trPr>
@@ -1098,7 +1594,7 @@
           <w:p>
             <w:pPr>
               <w:pStyle w:val="Normal"/>
-              <w:jc w:val="left"/>
+              <w:jc w:val="right"/>
               <w:pBdr>
                 <w:bottom w:val="none" w:sz="0" w:space="0" w:color="000000"/>
                 <w:top w:val="none" w:sz="0" w:space="0" w:color="000000"/>
@@ -1129,7 +1625,7 @@
                 <w:szCs w:val="22"/>
                 <w:color w:val="000000"/>
               </w:rPr>
-              <w:t xml:space="preserve">2024</w:t>
+              <w:t xml:space="preserve">2,024</w:t>
             </w:r>
           </w:p>
         </w:tc>
@@ -1185,6 +1681,61 @@
                 <w:color w:val="000000"/>
               </w:rPr>
               <w:t xml:space="preserve">5,973</w:t>
+            </w:r>
+          </w:p>
+        </w:tc>
+        <w:tc>
+          <w:tcPr>
+            <w:tcBorders>
+              <w:bottom w:val="single" w:sz="12" w:space="0" w:color="666666"/>
+              <w:top w:val="none" w:sz="0" w:space="0" w:color="000000"/>
+              <w:left w:val="none" w:sz="0" w:space="0" w:color="000000"/>
+              <w:right w:val="none" w:sz="0" w:space="0" w:color="000000"/>
+            </w:tcBorders>
+            <w:shd w:val="clear" w:color="auto" w:fill="FFFFFF"/>
+            <w:tcMar>
+              <w:top w:w="0" w:type="dxa"/>
+              <w:bottom w:w="0" w:type="dxa"/>
+              <w:left w:w="0" w:type="dxa"/>
+              <w:right w:w="0" w:type="dxa"/>
+            </w:tcMar>
+            <w:vAlign w:val="center"/>
+          </w:tcPr>
+          <w:p>
+            <w:pPr>
+              <w:pStyle w:val="Normal"/>
+              <w:jc w:val="right"/>
+              <w:pBdr>
+                <w:bottom w:val="none" w:sz="0" w:space="0" w:color="000000"/>
+                <w:top w:val="none" w:sz="0" w:space="0" w:color="000000"/>
+                <w:left w:val="none" w:sz="0" w:space="0" w:color="000000"/>
+                <w:right w:val="none" w:sz="0" w:space="0" w:color="000000"/>
+              </w:pBdr>
+              <w:spacing w:after="100" w:before="100" w:line="240"/>
+              <w:ind w:left="100" w:right="100" w:firstLine="0" w:firstLineChars="0"/>
+              <w:rPr>
+                <w:rFonts w:ascii="Arial" w:hAnsi="Arial" w:eastAsia="Arial" w:cs="Arial"/>
+                <w:i w:val="false"/>
+                <w:b w:val="false"/>
+                <w:u w:val="none"/>
+                <w:strike w:val="false"/>
+                <w:sz w:val="22"/>
+                <w:szCs w:val="22"/>
+                <w:color w:val="000000"/>
+              </w:rPr>
+            </w:pPr>
+            <w:r>
+              <w:rPr>
+                <w:rFonts w:ascii="Arial" w:hAnsi="Arial" w:eastAsia="Arial" w:cs="Arial"/>
+                <w:i w:val="false"/>
+                <w:b w:val="false"/>
+                <w:u w:val="none"/>
+                <w:strike w:val="false"/>
+                <w:sz w:val="22"/>
+                <w:szCs w:val="22"/>
+                <w:color w:val="000000"/>
+              </w:rPr>
+              <w:t xml:space="preserve">4,781</w:t>
             </w:r>
           </w:p>
         </w:tc>
